--- a/1- Homework 3-2.docx
+++ b/1- Homework 3-2.docx
@@ -1435,7 +1435,7 @@
           <w:noProof/>
         </w:rPr>
         <w:drawing>
-          <wp:anchor distT="0" distB="0" distL="114300" distR="114300" simplePos="0" relativeHeight="251631616" behindDoc="0" locked="0" layoutInCell="1" allowOverlap="1" wp14:anchorId="270AF328" wp14:editId="6E81FB5D">
+          <wp:anchor distT="0" distB="0" distL="114300" distR="114300" simplePos="0" relativeHeight="251632640" behindDoc="0" locked="0" layoutInCell="1" allowOverlap="1" wp14:anchorId="270AF328" wp14:editId="6E81FB5D">
             <wp:simplePos x="0" y="0"/>
             <wp:positionH relativeFrom="column">
               <wp:posOffset>3322320</wp:posOffset>
@@ -3209,7 +3209,7 @@
           <w:noProof/>
         </w:rPr>
         <w:drawing>
-          <wp:anchor distT="0" distB="0" distL="114300" distR="114300" simplePos="0" relativeHeight="251645952" behindDoc="0" locked="0" layoutInCell="1" allowOverlap="1" wp14:anchorId="57EF208E" wp14:editId="2B23CC7C">
+          <wp:anchor distT="0" distB="0" distL="114300" distR="114300" simplePos="0" relativeHeight="251646976" behindDoc="0" locked="0" layoutInCell="1" allowOverlap="1" wp14:anchorId="57EF208E" wp14:editId="2B23CC7C">
             <wp:simplePos x="0" y="0"/>
             <wp:positionH relativeFrom="column">
               <wp:posOffset>3566160</wp:posOffset>
@@ -3273,7 +3273,7 @@
           <w:noProof/>
         </w:rPr>
         <w:drawing>
-          <wp:anchor distT="0" distB="0" distL="114300" distR="114300" simplePos="0" relativeHeight="251650048" behindDoc="0" locked="0" layoutInCell="1" allowOverlap="1" wp14:anchorId="678C6353" wp14:editId="4DC0350A">
+          <wp:anchor distT="0" distB="0" distL="114300" distR="114300" simplePos="0" relativeHeight="251651072" behindDoc="0" locked="0" layoutInCell="1" allowOverlap="1" wp14:anchorId="678C6353" wp14:editId="4DC0350A">
             <wp:simplePos x="0" y="0"/>
             <wp:positionH relativeFrom="column">
               <wp:posOffset>815340</wp:posOffset>
@@ -4254,7 +4254,7 @@
           <w:noProof/>
         </w:rPr>
         <w:drawing>
-          <wp:anchor distT="0" distB="0" distL="114300" distR="114300" simplePos="0" relativeHeight="251671552" behindDoc="0" locked="0" layoutInCell="1" allowOverlap="1" wp14:anchorId="5E19C3D9" wp14:editId="19177EA8">
+          <wp:anchor distT="0" distB="0" distL="114300" distR="114300" simplePos="0" relativeHeight="251672576" behindDoc="0" locked="0" layoutInCell="1" allowOverlap="1" wp14:anchorId="5E19C3D9" wp14:editId="19177EA8">
             <wp:simplePos x="0" y="0"/>
             <wp:positionH relativeFrom="column">
               <wp:posOffset>3695700</wp:posOffset>
@@ -4334,7 +4334,7 @@
           <w:noProof/>
         </w:rPr>
         <w:drawing>
-          <wp:anchor distT="0" distB="0" distL="114300" distR="114300" simplePos="0" relativeHeight="251683840" behindDoc="0" locked="0" layoutInCell="1" allowOverlap="1" wp14:anchorId="5886A2A8" wp14:editId="085A1C42">
+          <wp:anchor distT="0" distB="0" distL="114300" distR="114300" simplePos="0" relativeHeight="251684864" behindDoc="0" locked="0" layoutInCell="1" allowOverlap="1" wp14:anchorId="5886A2A8" wp14:editId="085A1C42">
             <wp:simplePos x="0" y="0"/>
             <wp:positionH relativeFrom="column">
               <wp:posOffset>914400</wp:posOffset>
@@ -4407,7 +4407,7 @@
           <w:noProof/>
         </w:rPr>
         <w:drawing>
-          <wp:anchor distT="0" distB="0" distL="114300" distR="114300" simplePos="0" relativeHeight="251681792" behindDoc="0" locked="0" layoutInCell="1" allowOverlap="1" wp14:anchorId="35A6B256" wp14:editId="6A397DC0">
+          <wp:anchor distT="0" distB="0" distL="114300" distR="114300" simplePos="0" relativeHeight="251682816" behindDoc="0" locked="0" layoutInCell="1" allowOverlap="1" wp14:anchorId="35A6B256" wp14:editId="6A397DC0">
             <wp:simplePos x="0" y="0"/>
             <wp:positionH relativeFrom="page">
               <wp:posOffset>4617720</wp:posOffset>
@@ -4471,7 +4471,7 @@
           <w:noProof/>
         </w:rPr>
         <w:drawing>
-          <wp:anchor distT="0" distB="0" distL="114300" distR="114300" simplePos="0" relativeHeight="251676672" behindDoc="0" locked="0" layoutInCell="1" allowOverlap="1" wp14:anchorId="22895FE1" wp14:editId="56DAA81A">
+          <wp:anchor distT="0" distB="0" distL="114300" distR="114300" simplePos="0" relativeHeight="251677696" behindDoc="0" locked="0" layoutInCell="1" allowOverlap="1" wp14:anchorId="22895FE1" wp14:editId="56DAA81A">
             <wp:simplePos x="0" y="0"/>
             <wp:positionH relativeFrom="column">
               <wp:posOffset>914400</wp:posOffset>
@@ -4535,7 +4535,7 @@
           <w:noProof/>
         </w:rPr>
         <w:drawing>
-          <wp:anchor distT="0" distB="0" distL="114300" distR="114300" simplePos="0" relativeHeight="251663360" behindDoc="0" locked="0" layoutInCell="1" allowOverlap="1" wp14:anchorId="508F9732" wp14:editId="33B3A9D2">
+          <wp:anchor distT="0" distB="0" distL="114300" distR="114300" simplePos="0" relativeHeight="251664384" behindDoc="0" locked="0" layoutInCell="1" allowOverlap="1" wp14:anchorId="508F9732" wp14:editId="33B3A9D2">
             <wp:simplePos x="0" y="0"/>
             <wp:positionH relativeFrom="column">
               <wp:posOffset>906780</wp:posOffset>
